--- a/process/SE2026-G22-校园互助平台-项目例会纪要.docx
+++ b/process/SE2026-G22-校园互助平台-项目例会纪要.docx
@@ -1260,7 +1260,7 @@
                 <w:b w:val="0"/>
                 <w:sz w:val="21"/>
               </w:rPr>
-              <w:t>课程 10/14 完成项目计划评审，评委提出三点意见：任务级工期需量化到人天、需提供甘特图、需说明资源是否均衡。决议：按意见修订计划书并升版至 V3.0，补齐任务级工期、GanttProject 甘特图与资源负载分析。</w:t>
+              <w:t>课程 10/14 完成项目计划评审，评委提出三点意见：任务级工期需量化到人时、需提供甘特图、需说明资源是否均衡。决议：按意见修订计划书并升版至 V3.0，补齐任务级工期、GanttProject 甘特图与资源负载分析。</w:t>
             </w:r>
           </w:p>
         </w:tc>
